--- a/klagomål/A 27178-2025 FSC-klagomål.docx
+++ b/klagomål/A 27178-2025 FSC-klagomål.docx
@@ -869,7 +869,7 @@
     <w:r>
       <w:tab/>
       <w:tab/>
-      <w:t>2025-11-20</w:t>
+      <w:t>2025-11-21</w:t>
       <w:br/>
       <w:br/>
     </w:r>

--- a/klagomål/A 27178-2025 FSC-klagomål.docx
+++ b/klagomål/A 27178-2025 FSC-klagomål.docx
@@ -869,7 +869,7 @@
     <w:r>
       <w:tab/>
       <w:tab/>
-      <w:t>2025-11-21</w:t>
+      <w:t>2025-11-22</w:t>
       <w:br/>
       <w:br/>
     </w:r>

--- a/klagomål/A 27178-2025 FSC-klagomål.docx
+++ b/klagomål/A 27178-2025 FSC-klagomål.docx
@@ -869,7 +869,7 @@
     <w:r>
       <w:tab/>
       <w:tab/>
-      <w:t>2025-11-22</w:t>
+      <w:t>2025-11-23</w:t>
       <w:br/>
       <w:br/>
     </w:r>

--- a/klagomål/A 27178-2025 FSC-klagomål.docx
+++ b/klagomål/A 27178-2025 FSC-klagomål.docx
@@ -869,7 +869,7 @@
     <w:r>
       <w:tab/>
       <w:tab/>
-      <w:t>2025-11-23</w:t>
+      <w:t>2025-11-24</w:t>
       <w:br/>
       <w:br/>
     </w:r>

--- a/klagomål/A 27178-2025 FSC-klagomål.docx
+++ b/klagomål/A 27178-2025 FSC-klagomål.docx
@@ -869,7 +869,7 @@
     <w:r>
       <w:tab/>
       <w:tab/>
-      <w:t>2025-11-24</w:t>
+      <w:t>2025-11-25</w:t>
       <w:br/>
       <w:br/>
     </w:r>

--- a/klagomål/A 27178-2025 FSC-klagomål.docx
+++ b/klagomål/A 27178-2025 FSC-klagomål.docx
@@ -869,7 +869,7 @@
     <w:r>
       <w:tab/>
       <w:tab/>
-      <w:t>2025-11-25</w:t>
+      <w:t>2025-11-26</w:t>
       <w:br/>
       <w:br/>
     </w:r>

--- a/klagomål/A 27178-2025 FSC-klagomål.docx
+++ b/klagomål/A 27178-2025 FSC-klagomål.docx
@@ -869,7 +869,7 @@
     <w:r>
       <w:tab/>
       <w:tab/>
-      <w:t>2025-11-26</w:t>
+      <w:t>2025-11-27</w:t>
       <w:br/>
       <w:br/>
     </w:r>

--- a/klagomål/A 27178-2025 FSC-klagomål.docx
+++ b/klagomål/A 27178-2025 FSC-klagomål.docx
@@ -869,7 +869,7 @@
     <w:r>
       <w:tab/>
       <w:tab/>
-      <w:t>2025-11-27</w:t>
+      <w:t>2025-11-28</w:t>
       <w:br/>
       <w:br/>
     </w:r>

--- a/klagomål/A 27178-2025 FSC-klagomål.docx
+++ b/klagomål/A 27178-2025 FSC-klagomål.docx
@@ -869,7 +869,7 @@
     <w:r>
       <w:tab/>
       <w:tab/>
-      <w:t>2025-11-28</w:t>
+      <w:t>2025-11-29</w:t>
       <w:br/>
       <w:br/>
     </w:r>

--- a/klagomål/A 27178-2025 FSC-klagomål.docx
+++ b/klagomål/A 27178-2025 FSC-klagomål.docx
@@ -869,7 +869,7 @@
     <w:r>
       <w:tab/>
       <w:tab/>
-      <w:t>2025-11-29</w:t>
+      <w:t>2025-11-30</w:t>
       <w:br/>
       <w:br/>
     </w:r>

--- a/klagomål/A 27178-2025 FSC-klagomål.docx
+++ b/klagomål/A 27178-2025 FSC-klagomål.docx
@@ -869,7 +869,7 @@
     <w:r>
       <w:tab/>
       <w:tab/>
-      <w:t>2025-11-30</w:t>
+      <w:t>2025-12-01</w:t>
       <w:br/>
       <w:br/>
     </w:r>

--- a/klagomål/A 27178-2025 FSC-klagomål.docx
+++ b/klagomål/A 27178-2025 FSC-klagomål.docx
@@ -869,7 +869,7 @@
     <w:r>
       <w:tab/>
       <w:tab/>
-      <w:t>2025-12-01</w:t>
+      <w:t>2025-12-02</w:t>
       <w:br/>
       <w:br/>
     </w:r>

--- a/klagomål/A 27178-2025 FSC-klagomål.docx
+++ b/klagomål/A 27178-2025 FSC-klagomål.docx
@@ -869,7 +869,7 @@
     <w:r>
       <w:tab/>
       <w:tab/>
-      <w:t>2025-12-02</w:t>
+      <w:t>2025-12-03</w:t>
       <w:br/>
       <w:br/>
     </w:r>

--- a/klagomål/A 27178-2025 FSC-klagomål.docx
+++ b/klagomål/A 27178-2025 FSC-klagomål.docx
@@ -869,7 +869,7 @@
     <w:r>
       <w:tab/>
       <w:tab/>
-      <w:t>2025-12-03</w:t>
+      <w:t>2025-12-04</w:t>
       <w:br/>
       <w:br/>
     </w:r>

--- a/klagomål/A 27178-2025 FSC-klagomål.docx
+++ b/klagomål/A 27178-2025 FSC-klagomål.docx
@@ -869,7 +869,7 @@
     <w:r>
       <w:tab/>
       <w:tab/>
-      <w:t>2025-12-04</w:t>
+      <w:t>2025-12-05</w:t>
       <w:br/>
       <w:br/>
     </w:r>

--- a/klagomål/A 27178-2025 FSC-klagomål.docx
+++ b/klagomål/A 27178-2025 FSC-klagomål.docx
@@ -869,7 +869,7 @@
     <w:r>
       <w:tab/>
       <w:tab/>
-      <w:t>2025-12-05</w:t>
+      <w:t>2025-12-06</w:t>
       <w:br/>
       <w:br/>
     </w:r>

--- a/klagomål/A 27178-2025 FSC-klagomål.docx
+++ b/klagomål/A 27178-2025 FSC-klagomål.docx
@@ -869,7 +869,7 @@
     <w:r>
       <w:tab/>
       <w:tab/>
-      <w:t>2025-12-06</w:t>
+      <w:t>2025-12-07</w:t>
       <w:br/>
       <w:br/>
     </w:r>

--- a/klagomål/A 27178-2025 FSC-klagomål.docx
+++ b/klagomål/A 27178-2025 FSC-klagomål.docx
@@ -869,7 +869,7 @@
     <w:r>
       <w:tab/>
       <w:tab/>
-      <w:t>2025-12-07</w:t>
+      <w:t>2025-12-08</w:t>
       <w:br/>
       <w:br/>
     </w:r>

--- a/klagomål/A 27178-2025 FSC-klagomål.docx
+++ b/klagomål/A 27178-2025 FSC-klagomål.docx
@@ -869,7 +869,7 @@
     <w:r>
       <w:tab/>
       <w:tab/>
-      <w:t>2025-12-08</w:t>
+      <w:t>2025-12-09</w:t>
       <w:br/>
       <w:br/>
     </w:r>

--- a/klagomål/A 27178-2025 FSC-klagomål.docx
+++ b/klagomål/A 27178-2025 FSC-klagomål.docx
@@ -869,7 +869,7 @@
     <w:r>
       <w:tab/>
       <w:tab/>
-      <w:t>2025-12-09</w:t>
+      <w:t>2025-12-10</w:t>
       <w:br/>
       <w:br/>
     </w:r>

--- a/klagomål/A 27178-2025 FSC-klagomål.docx
+++ b/klagomål/A 27178-2025 FSC-klagomål.docx
@@ -869,7 +869,7 @@
     <w:r>
       <w:tab/>
       <w:tab/>
-      <w:t>2025-12-10</w:t>
+      <w:t>2025-12-11</w:t>
       <w:br/>
       <w:br/>
     </w:r>

--- a/klagomål/A 27178-2025 FSC-klagomål.docx
+++ b/klagomål/A 27178-2025 FSC-klagomål.docx
@@ -869,7 +869,7 @@
     <w:r>
       <w:tab/>
       <w:tab/>
-      <w:t>2025-12-11</w:t>
+      <w:t>2025-12-12</w:t>
       <w:br/>
       <w:br/>
     </w:r>

--- a/klagomål/A 27178-2025 FSC-klagomål.docx
+++ b/klagomål/A 27178-2025 FSC-klagomål.docx
@@ -869,7 +869,7 @@
     <w:r>
       <w:tab/>
       <w:tab/>
-      <w:t>2025-12-12</w:t>
+      <w:t>2025-12-13</w:t>
       <w:br/>
       <w:br/>
     </w:r>

--- a/klagomål/A 27178-2025 FSC-klagomål.docx
+++ b/klagomål/A 27178-2025 FSC-klagomål.docx
@@ -869,7 +869,7 @@
     <w:r>
       <w:tab/>
       <w:tab/>
-      <w:t>2025-12-19</w:t>
+      <w:t>2025-12-20</w:t>
       <w:br/>
       <w:br/>
     </w:r>

--- a/klagomål/A 27178-2025 FSC-klagomål.docx
+++ b/klagomål/A 27178-2025 FSC-klagomål.docx
@@ -869,7 +869,7 @@
     <w:r>
       <w:tab/>
       <w:tab/>
-      <w:t>2025-12-20</w:t>
+      <w:t>2025-12-21</w:t>
       <w:br/>
       <w:br/>
     </w:r>

--- a/klagomål/A 27178-2025 FSC-klagomål.docx
+++ b/klagomål/A 27178-2025 FSC-klagomål.docx
@@ -869,7 +869,7 @@
     <w:r>
       <w:tab/>
       <w:tab/>
-      <w:t>2025-12-21</w:t>
+      <w:t>2025-12-22</w:t>
       <w:br/>
       <w:br/>
     </w:r>

--- a/klagomål/A 27178-2025 FSC-klagomål.docx
+++ b/klagomål/A 27178-2025 FSC-klagomål.docx
@@ -869,7 +869,7 @@
     <w:r>
       <w:tab/>
       <w:tab/>
-      <w:t>2025-12-22</w:t>
+      <w:t>2025-12-26</w:t>
       <w:br/>
       <w:br/>
     </w:r>

--- a/klagomål/A 27178-2025 FSC-klagomål.docx
+++ b/klagomål/A 27178-2025 FSC-klagomål.docx
@@ -869,7 +869,7 @@
     <w:r>
       <w:tab/>
       <w:tab/>
-      <w:t>2025-12-26</w:t>
+      <w:t>2025-12-28</w:t>
       <w:br/>
       <w:br/>
     </w:r>

--- a/klagomål/A 27178-2025 FSC-klagomål.docx
+++ b/klagomål/A 27178-2025 FSC-klagomål.docx
@@ -869,7 +869,7 @@
     <w:r>
       <w:tab/>
       <w:tab/>
-      <w:t>2025-12-28</w:t>
+      <w:t>2025-12-29</w:t>
       <w:br/>
       <w:br/>
     </w:r>

--- a/klagomål/A 27178-2025 FSC-klagomål.docx
+++ b/klagomål/A 27178-2025 FSC-klagomål.docx
@@ -869,7 +869,7 @@
     <w:r>
       <w:tab/>
       <w:tab/>
-      <w:t>2025-12-29</w:t>
+      <w:t>2025-12-30</w:t>
       <w:br/>
       <w:br/>
     </w:r>

--- a/klagomål/A 27178-2025 FSC-klagomål.docx
+++ b/klagomål/A 27178-2025 FSC-klagomål.docx
@@ -869,7 +869,7 @@
     <w:r>
       <w:tab/>
       <w:tab/>
-      <w:t>2025-12-30</w:t>
+      <w:t>2025-12-31</w:t>
       <w:br/>
       <w:br/>
     </w:r>

--- a/klagomål/A 27178-2025 FSC-klagomål.docx
+++ b/klagomål/A 27178-2025 FSC-klagomål.docx
@@ -869,7 +869,7 @@
     <w:r>
       <w:tab/>
       <w:tab/>
-      <w:t>2025-12-31</w:t>
+      <w:t>2026-01-03</w:t>
       <w:br/>
       <w:br/>
     </w:r>

--- a/klagomål/A 27178-2025 FSC-klagomål.docx
+++ b/klagomål/A 27178-2025 FSC-klagomål.docx
@@ -869,7 +869,7 @@
     <w:r>
       <w:tab/>
       <w:tab/>
-      <w:t>2026-01-07</w:t>
+      <w:t>2026-01-08</w:t>
       <w:br/>
       <w:br/>
     </w:r>

--- a/klagomål/A 27178-2025 FSC-klagomål.docx
+++ b/klagomål/A 27178-2025 FSC-klagomål.docx
@@ -869,7 +869,7 @@
     <w:r>
       <w:tab/>
       <w:tab/>
-      <w:t>2026-01-08</w:t>
+      <w:t>2026-01-09</w:t>
       <w:br/>
       <w:br/>
     </w:r>

--- a/klagomål/A 27178-2025 FSC-klagomål.docx
+++ b/klagomål/A 27178-2025 FSC-klagomål.docx
@@ -869,7 +869,7 @@
     <w:r>
       <w:tab/>
       <w:tab/>
-      <w:t>2026-01-09</w:t>
+      <w:t>2026-01-10</w:t>
       <w:br/>
       <w:br/>
     </w:r>

--- a/klagomål/A 27178-2025 FSC-klagomål.docx
+++ b/klagomål/A 27178-2025 FSC-klagomål.docx
@@ -869,7 +869,7 @@
     <w:r>
       <w:tab/>
       <w:tab/>
-      <w:t>2026-01-10</w:t>
+      <w:t>2026-01-11</w:t>
       <w:br/>
       <w:br/>
     </w:r>

--- a/klagomål/A 27178-2025 FSC-klagomål.docx
+++ b/klagomål/A 27178-2025 FSC-klagomål.docx
@@ -869,7 +869,7 @@
     <w:r>
       <w:tab/>
       <w:tab/>
-      <w:t>2026-01-11</w:t>
+      <w:t>2026-01-12</w:t>
       <w:br/>
       <w:br/>
     </w:r>

--- a/klagomål/A 27178-2025 FSC-klagomål.docx
+++ b/klagomål/A 27178-2025 FSC-klagomål.docx
@@ -869,7 +869,7 @@
     <w:r>
       <w:tab/>
       <w:tab/>
-      <w:t>2026-01-12</w:t>
+      <w:t>2026-01-13</w:t>
       <w:br/>
       <w:br/>
     </w:r>

--- a/klagomål/A 27178-2025 FSC-klagomål.docx
+++ b/klagomål/A 27178-2025 FSC-klagomål.docx
@@ -869,7 +869,7 @@
     <w:r>
       <w:tab/>
       <w:tab/>
-      <w:t>2026-01-13</w:t>
+      <w:t>2026-01-14</w:t>
       <w:br/>
       <w:br/>
     </w:r>

--- a/klagomål/A 27178-2025 FSC-klagomål.docx
+++ b/klagomål/A 27178-2025 FSC-klagomål.docx
@@ -869,7 +869,7 @@
     <w:r>
       <w:tab/>
       <w:tab/>
-      <w:t>2026-01-14</w:t>
+      <w:t>2026-01-15</w:t>
       <w:br/>
       <w:br/>
     </w:r>

--- a/klagomål/A 27178-2025 FSC-klagomål.docx
+++ b/klagomål/A 27178-2025 FSC-klagomål.docx
@@ -869,7 +869,7 @@
     <w:r>
       <w:tab/>
       <w:tab/>
-      <w:t>2026-01-15</w:t>
+      <w:t>2026-01-16</w:t>
       <w:br/>
       <w:br/>
     </w:r>

--- a/klagomål/A 27178-2025 FSC-klagomål.docx
+++ b/klagomål/A 27178-2025 FSC-klagomål.docx
@@ -869,7 +869,7 @@
     <w:r>
       <w:tab/>
       <w:tab/>
-      <w:t>2026-01-16</w:t>
+      <w:t>2026-01-17</w:t>
       <w:br/>
       <w:br/>
     </w:r>

--- a/klagomål/A 27178-2025 FSC-klagomål.docx
+++ b/klagomål/A 27178-2025 FSC-klagomål.docx
@@ -869,7 +869,7 @@
     <w:r>
       <w:tab/>
       <w:tab/>
-      <w:t>2026-01-17</w:t>
+      <w:t>2026-01-18</w:t>
       <w:br/>
       <w:br/>
     </w:r>

--- a/klagomål/A 27178-2025 FSC-klagomål.docx
+++ b/klagomål/A 27178-2025 FSC-klagomål.docx
@@ -869,7 +869,7 @@
     <w:r>
       <w:tab/>
       <w:tab/>
-      <w:t>2026-01-18</w:t>
+      <w:t>2026-01-19</w:t>
       <w:br/>
       <w:br/>
     </w:r>

--- a/klagomål/A 27178-2025 FSC-klagomål.docx
+++ b/klagomål/A 27178-2025 FSC-klagomål.docx
@@ -869,7 +869,7 @@
     <w:r>
       <w:tab/>
       <w:tab/>
-      <w:t>2026-01-19</w:t>
+      <w:t>2026-01-20</w:t>
       <w:br/>
       <w:br/>
     </w:r>

--- a/klagomål/A 27178-2025 FSC-klagomål.docx
+++ b/klagomål/A 27178-2025 FSC-klagomål.docx
@@ -869,7 +869,7 @@
     <w:r>
       <w:tab/>
       <w:tab/>
-      <w:t>2026-01-20</w:t>
+      <w:t>2026-01-21</w:t>
       <w:br/>
       <w:br/>
     </w:r>

--- a/klagomål/A 27178-2025 FSC-klagomål.docx
+++ b/klagomål/A 27178-2025 FSC-klagomål.docx
@@ -869,7 +869,7 @@
     <w:r>
       <w:tab/>
       <w:tab/>
-      <w:t>2026-01-21</w:t>
+      <w:t>2026-01-23</w:t>
       <w:br/>
       <w:br/>
     </w:r>

--- a/klagomål/A 27178-2025 FSC-klagomål.docx
+++ b/klagomål/A 27178-2025 FSC-klagomål.docx
@@ -869,7 +869,7 @@
     <w:r>
       <w:tab/>
       <w:tab/>
-      <w:t>2026-01-23</w:t>
+      <w:t>2026-01-24</w:t>
       <w:br/>
       <w:br/>
     </w:r>

--- a/klagomål/A 27178-2025 FSC-klagomål.docx
+++ b/klagomål/A 27178-2025 FSC-klagomål.docx
@@ -869,7 +869,7 @@
     <w:r>
       <w:tab/>
       <w:tab/>
-      <w:t>2026-01-24</w:t>
+      <w:t>2026-01-25</w:t>
       <w:br/>
       <w:br/>
     </w:r>

--- a/klagomål/A 27178-2025 FSC-klagomål.docx
+++ b/klagomål/A 27178-2025 FSC-klagomål.docx
@@ -869,7 +869,7 @@
     <w:r>
       <w:tab/>
       <w:tab/>
-      <w:t>2026-01-25</w:t>
+      <w:t>2026-01-26</w:t>
       <w:br/>
       <w:br/>
     </w:r>

--- a/klagomål/A 27178-2025 FSC-klagomål.docx
+++ b/klagomål/A 27178-2025 FSC-klagomål.docx
@@ -869,7 +869,7 @@
     <w:r>
       <w:tab/>
       <w:tab/>
-      <w:t>2026-01-26</w:t>
+      <w:t>2026-01-27</w:t>
       <w:br/>
       <w:br/>
     </w:r>

--- a/klagomål/A 27178-2025 FSC-klagomål.docx
+++ b/klagomål/A 27178-2025 FSC-klagomål.docx
@@ -869,7 +869,7 @@
     <w:r>
       <w:tab/>
       <w:tab/>
-      <w:t>2026-01-27</w:t>
+      <w:t>2026-01-28</w:t>
       <w:br/>
       <w:br/>
     </w:r>

--- a/klagomål/A 27178-2025 FSC-klagomål.docx
+++ b/klagomål/A 27178-2025 FSC-klagomål.docx
@@ -112,7 +112,7 @@
         <w:pStyle w:val="ListBullet"/>
       </w:pPr>
       <w:r>
-        <w:t>Om ett ombud (tex Norra skog eller Mellanskog) avverkningsanmäler en skog med naturvärden motsvarande nyckelbiotops kvalité men markägaren inte är FSC certifierad, bör du skicka in ett FSC kontrollerat virke klagomål. Då ska klagomålet skickas till ombudsföretaget.</w:t>
+        <w:t>Om ett ombud (tex Norra skog eller Mellanskog) avverkningsanmäler en skog med naturvärden motsvarande nyckelbiotops kvalitet men markägaren inte är FSC certifierad, bör du skicka in ett FSC kontrollerat virke klagomål. Då ska klagomålet skickas till ombudsföretaget.</w:t>
       </w:r>
     </w:p>
     <w:p>
@@ -254,7 +254,36 @@
         <w:t>Aspgelélav (VU)</w:t>
       </w:r>
       <w:r>
-        <w:t xml:space="preserve"> växer praktiskt taget enbart på asp i skog med hög luftfuktighet. Aspgelélav missgynnas vid slutavverkning. I norra Sverige hotas arten genom slutavverkning av äldre barrskog med åldriga aspar, ofta på skogsbergens sluttningar. Arten försvinner på aspar som lämnas kvar på hyggen (SLU Artdatabanken, 2024).</w:t>
+        <w:t xml:space="preserve"> växer praktiskt taget enbart på asp i skog med hög luftfuktighet. Aspgelélav missgynnas vid slutavverkning. I norra Sverige hotas arten genom slutavverkning av äldre barrskog med åldriga aspar, ofta på skogsbergens sluttningar. Arten försvinner på aspar som lämnas kvar på hyggen. Aspgelélav (VU) är typisk art för </w:t>
+      </w:r>
+      <w:r>
+        <w:rPr>
+          <w:i/>
+        </w:rPr>
+        <w:t>9010 Taiga</w:t>
+      </w:r>
+      <w:r>
+        <w:t xml:space="preserve"> (SLU Artdatabanken, 2024).</w:t>
+      </w:r>
+    </w:p>
+    <w:p>
+      <w:r>
+        <w:rPr>
+          <w:b/>
+        </w:rPr>
+        <w:t>Barkkornlav</w:t>
+      </w:r>
+      <w:r>
+        <w:t xml:space="preserve"> växer på bark av bl.a. gran, ek, al, asp, rönn, sälg och en i ädellövskogar, granskogar, barr- och lövblandskogar med hög luftfuktighet. Barkkornlav är typisk art för </w:t>
+      </w:r>
+      <w:r>
+        <w:rPr>
+          <w:i/>
+        </w:rPr>
+        <w:t>9190 Näringsfattig ekskog</w:t>
+      </w:r>
+      <w:r>
+        <w:t xml:space="preserve"> (SLU Artdatabanken, 2025).</w:t>
       </w:r>
     </w:p>
     <w:p>
@@ -265,7 +294,25 @@
         <w:t>Garnlav (NT)</w:t>
       </w:r>
       <w:r>
-        <w:t xml:space="preserve"> är en utpräglad barrskogsart som ibland kan drapera träden i norrländska grannaturskogar med hög luftfuktighet. Den förekommer även i talldominerade bestånd där den, förutom i trädens grenverk, påträffas hängande över ojämnheter i tallbarken. Arten har minskat starkt i södra och mellersta Sverige och den minskar även i sitt nordliga utbredningsområde. Orsaken till tillbakagången beror främst på slutavverkningar av naturskogsartade skogar. Bestånd med riklig förekomst bör regelmässigt sparas. Garnlav är värdväxt för den mycket sällsynta och akut hotade fjärilen barrskogslavfly (CR) som hör hemma i boreala barrskogar med riklig förekomst av värdväxten. Tidigare kunde arten konstateras årligen på flera platser vid Dala-Floda i Dalarna innan lokalerna kalavverkades. Senaste fyndet i landet av barrskogslavfly är från år 2000 då den påträffades vid Högberget i Sollefteå kommun (SLU Artdatabanken, 2024).</w:t>
+        <w:t xml:space="preserve"> är en utpräglad barrskogsart som ibland kan drapera träden i norrländska grannaturskogar med hög luftfuktighet. Den förekommer även i talldominerade bestånd där den, förutom i trädens grenverk, påträffas hängande över ojämnheter i tallbarken. Arten har minskat starkt i södra och mellersta Sverige och den minskar även i sitt nordliga utbredningsområde. Orsaken till tillbakagången beror främst på slutavverkningar av naturskogsartade skogar. Bestånd med riklig förekomst bör regelmässigt sparas. Garnlav är värdväxt för den mycket sällsynta och akut hotade fjärilen barrskogslavfly (CR) som hör hemma i boreala barrskogar med riklig förekomst av värdväxten. Tidigare kunde arten konstateras årligen på flera platser vid Dala-Floda i Dalarna innan lokalerna kalavverkades. Senaste fyndet i landet av barrskogslavfly är från år 2000 då den påträffades vid Högberget i Sollefteå kommun. Garnlav är typisk art för </w:t>
+      </w:r>
+      <w:r>
+        <w:rPr>
+          <w:i/>
+        </w:rPr>
+        <w:t xml:space="preserve">9010 Taiga </w:t>
+      </w:r>
+      <w:r>
+        <w:t>och</w:t>
+      </w:r>
+      <w:r>
+        <w:rPr>
+          <w:i/>
+        </w:rPr>
+        <w:t xml:space="preserve"> 9070 Trädklädd betesmark </w:t>
+      </w:r>
+      <w:r>
+        <w:t xml:space="preserve"> (SLU Artdatabanken, 2024).</w:t>
       </w:r>
     </w:p>
     <w:p>
@@ -287,7 +334,25 @@
         <w:t>Korallblylav</w:t>
       </w:r>
       <w:r>
-        <w:t xml:space="preserve"> växer på bark av asp, ask, rönn, sälg, bok och lönn och signalerar överallt skogsbestånd med höga naturvärden och den följs nästan alltid av andra ovanliga och rödlistade arter. Den indikerar hög och jämn luftfuktighet och växer främst i områden med lång skoglig kontinuitet där det funnits ett ständigt inslag av gamla lövträd (SLU Artdatabanken, 2024; Nitare &amp; Skogsstyrelsen, 2019).</w:t>
+        <w:t xml:space="preserve"> växer på bark av asp, ask, rönn, sälg, bok och lönn och signalerar överallt skogsbestånd med höga naturvärden och den följs nästan alltid av andra ovanliga och rödlistade arter. Den indikerar hög och jämn luftfuktighet och växer främst i områden med lång skoglig kontinuitet där det funnits ett ständigt inslag av gamla lövträd. Korallblylav är typisk art för </w:t>
+      </w:r>
+      <w:r>
+        <w:rPr>
+          <w:i/>
+        </w:rPr>
+        <w:t xml:space="preserve">9020 Nordlig ädellövskog, 9070 Trädklädd betesmark, 9160 Näringsrik ekskog, 9180 Ädellövskog i branter </w:t>
+      </w:r>
+      <w:r>
+        <w:t>och</w:t>
+      </w:r>
+      <w:r>
+        <w:rPr>
+          <w:i/>
+        </w:rPr>
+        <w:t xml:space="preserve"> 9190 Näringsfattig ekskog</w:t>
+      </w:r>
+      <w:r>
+        <w:t xml:space="preserve"> (SLU Artdatabanken, 2024; Nitare &amp; Skogsstyrelsen, 2019).</w:t>
       </w:r>
     </w:p>
     <w:p>
@@ -298,7 +363,25 @@
         <w:t xml:space="preserve">Skinnlav </w:t>
       </w:r>
       <w:r>
-        <w:t>förekommer på diverse lövträd, främst på gammal asp och sälg. Den påträffas främst i områden med lång kontinuitet av grova lövträd och signalerar skogsmark med höga naturvärden. På lokalerna förekommer som regel ett flertal andra ovanliga eller rödlistade lavar. I likhet med gelélavarna, etablerar sig skinnlaven i skogsmark på grova aspar i sena lövsuccessioner (Nitare &amp; Skogsstyrelsen, 2019).</w:t>
+        <w:t xml:space="preserve">förekommer på diverse lövträd, främst på gammal asp och sälg. Den påträffas främst i områden med lång kontinuitet av grova lövträd och signalerar skogsmark med höga naturvärden. På lokalerna förekommer som regel ett flertal andra ovanliga eller rödlistade lavar. I likhet med gelélavarna, etablerar sig skinnlaven i skogsmark på grova aspar i sena lövsuccessioner. Skinnlav är typisk art för </w:t>
+      </w:r>
+      <w:r>
+        <w:rPr>
+          <w:i/>
+        </w:rPr>
+        <w:t xml:space="preserve">9010 Taiga, 9020 Nordlig ädellövskog </w:t>
+      </w:r>
+      <w:r>
+        <w:t xml:space="preserve">och </w:t>
+      </w:r>
+      <w:r>
+        <w:rPr>
+          <w:i/>
+        </w:rPr>
+        <w:t xml:space="preserve">9070 Trädklädd betesmark </w:t>
+      </w:r>
+      <w:r>
+        <w:t>(Nitare &amp; Skogsstyrelsen, 2019; SLU Artdatabanken, 2025).</w:t>
       </w:r>
     </w:p>
     <w:p>
@@ -309,7 +392,16 @@
         <w:t>Stiftgelélav (NT)</w:t>
       </w:r>
       <w:r>
-        <w:t xml:space="preserve"> växer på gamla aspar och sälgar i blandskogar med hög luftfuktighet. Slutavverkning och vedhuggning är de största hoten och lokaler bör undantas från rationell skogsskötsel. På lång sikt måste inslaget av asp öka i svensk skog (SLU Artdatabanken, 2024).</w:t>
+        <w:t xml:space="preserve"> växer på gamla aspar och sälgar i blandskogar med hög luftfuktighet. Slutavverkning och vedhuggning är de största hoten och lokaler bör undantas från rationell skogsskötsel. På lång sikt måste inslaget av asp öka i svensk skog. Stiftgelélav är typisk art för </w:t>
+      </w:r>
+      <w:r>
+        <w:rPr>
+          <w:i/>
+        </w:rPr>
+        <w:t>9010 Taiga</w:t>
+      </w:r>
+      <w:r>
+        <w:t xml:space="preserve"> (SLU Artdatabanken, 2024).</w:t>
       </w:r>
     </w:p>
     <w:p>
@@ -320,7 +412,25 @@
         <w:t>Ullticka (NT)</w:t>
       </w:r>
       <w:r>
-        <w:t xml:space="preserve"> är knuten till restbestånd av barrnaturskog och förekommer med ett tydligt optimum i orörda eller måttligt påverkade gamla granskogar där det föreligger viss kontinuitet av grov död ved. Ullticka är en bra signalart inom hela sitt utbredningsområde och i södra Sverige är den sällsynt och en god signalart för skyddsvärda granskogsmiljöer. Den hotas av avverkning och fragmentering av naturskog och äldre granskog med lång trädkontinuitet. På ullticka kan ibland ulltickeporing (VU) påträffas - det är en sällsynt ticka som nyligen delats upp i tre olika arter: </w:t>
+        <w:t xml:space="preserve"> är knuten till restbestånd av barrnaturskog och förekommer med ett tydligt optimum i orörda eller måttligt påverkade gamla granskogar där det föreligger viss kontinuitet av grov död ved. Ullticka är en bra signalart inom hela sitt utbredningsområde och i södra Sverige är den sällsynt och en god signalart för skyddsvärda granskogsmiljöer. Den hotas av avverkning och fragmentering av naturskog och äldre granskog med lång trädkontinuitet. Ullticka är typisk art för </w:t>
+      </w:r>
+      <w:r>
+        <w:rPr>
+          <w:i/>
+        </w:rPr>
+        <w:t xml:space="preserve">9010 Taiga, 9050 Näringsrik granskog </w:t>
+      </w:r>
+      <w:r>
+        <w:t xml:space="preserve">och </w:t>
+      </w:r>
+      <w:r>
+        <w:rPr>
+          <w:i/>
+        </w:rPr>
+        <w:t>9030 Landhöjningsskog</w:t>
+      </w:r>
+      <w:r>
+        <w:t xml:space="preserve">. På ullticka kan ibland ulltickeporing (VU) påträffas - det är en sällsynt ticka som nyligen delats upp i tre olika arter: </w:t>
       </w:r>
       <w:r>
         <w:rPr>
@@ -349,7 +459,16 @@
         <w:t>Violettgrå tagellav (NT)</w:t>
       </w:r>
       <w:r>
-        <w:t xml:space="preserve"> växer nästan uteslutande i gamla olikåldriga barrnaturskogar med lång skoglig kontinuitet och är en utmärkt signal på skog med höga naturvärden. Slutavverkning av tidigare aldrig slutavverkad skog (kontinuitetsskog) är det största hotet. Biotopen nyskapas i begränsad omfattning och barrskog äldre än 160 år, där den violettgrå tagellaven huvudsakligen påträffas har minskat med 50% de senaste 50 åren. Lågproduktiv skogsmark där laven förekommer bör undantas från skogsbruk och rika förekomster i äldre granskog bör skyddas. Arten är känslig för uttorkning och det är väsentligt att tillräckligt stora bestånd avsätts (SLU Artdatabanken, 2024; Nitare &amp; Skogsstyrelsen, 2019).</w:t>
+        <w:t xml:space="preserve"> växer nästan uteslutande i gamla olikåldriga barrnaturskogar med lång skoglig kontinuitet och är en utmärkt signal på skog med höga naturvärden. Slutavverkning av tidigare aldrig slutavverkad skog (kontinuitetsskog) är det största hotet. Biotopen nyskapas i begränsad omfattning och barrskog äldre än 160 år, där den violettgrå tagellaven huvudsakligen påträffas har minskat med 50% de senaste 50 åren. Lågproduktiv skogsmark där laven förekommer bör undantas från skogsbruk och rika förekomster i äldre granskog bör skyddas. Arten är känslig för uttorkning och det är väsentligt att tillräckligt stora bestånd avsätts. Violettgrå tagellav är typisk art för </w:t>
+      </w:r>
+      <w:r>
+        <w:rPr>
+          <w:i/>
+        </w:rPr>
+        <w:t>9010 Taiga</w:t>
+      </w:r>
+      <w:r>
+        <w:t xml:space="preserve"> (SLU Artdatabanken, 2024; Nitare &amp; Skogsstyrelsen, 2019).</w:t>
       </w:r>
     </w:p>
     <w:p>
@@ -387,7 +506,25 @@
         <w:t>Spillkråka (NT, §4)</w:t>
       </w:r>
       <w:r>
-        <w:t xml:space="preserve"> är rödlistad som nära hotad och ingår i bilaga 1 i EU:s fågeldirektiv. Den minskar i population på grund av minskad tillgång på lämpliga bo- och födoträd och minskad födotillgång. Spillkråkans minskningstakt har uppgått till 19 (24–10) % under de senaste 15 åren. Minskningstakten för den svenska populationen bedöms vara nära gränsvärdet för Sårbar (VU) (A2bc). Skogsbruk med korta omloppstider och täta, homogena ungskogar utgör det största hotet, (SLU Artdatabanken, 2023).</w:t>
+        <w:t xml:space="preserve"> är rödlistad som nära hotad och ingår i bilaga 1 i EU:s fågeldirektiv. Den minskar i population på grund av minskad tillgång på lämpliga bo- och födoträd och minskad födotillgång. Spillkråkans minskningstakt har uppgått till 19 (24–10) % under de senaste 15 åren. Minskningstakten för den svenska populationen bedöms vara nära gränsvärdet för Sårbar (VU) (A2bc). Skogsbruk med korta omloppstider och täta, homogena ungskogar utgör det största hotet. Spillkråka är typisk art för </w:t>
+      </w:r>
+      <w:r>
+        <w:rPr>
+          <w:i/>
+        </w:rPr>
+        <w:t xml:space="preserve">9010 Taiga </w:t>
+      </w:r>
+      <w:r>
+        <w:t>och</w:t>
+      </w:r>
+      <w:r>
+        <w:rPr>
+          <w:i/>
+        </w:rPr>
+        <w:t xml:space="preserve"> 9740 Skogsbevuxen myr </w:t>
+      </w:r>
+      <w:r>
+        <w:t>(SLU Artdatabanken, 2023).</w:t>
       </w:r>
     </w:p>
     <w:p>
@@ -711,12 +848,30 @@
     </w:p>
     <w:p>
       <w:r>
-        <w:t>Spillkråka (NT) är rödlistad som nära hotad, fridlyst enligt §4 Artskyddsförordningen och ingår i bilaga 1 i EU:s fågeldirektiv. Spillkråka lever i både barr- och blandskog liksom i ren lövskog. De tätaste populationerna tenderar att finnas i äldre, variationsrik blandskog med gott om död ved och gamla träd.</w:t>
+        <w:t xml:space="preserve">Spillkråka (NT) är rödlistad som nära hotad, fridlyst enligt §4 Artskyddsförordningen, typisk art för </w:t>
+      </w:r>
+      <w:r>
+        <w:rPr>
+          <w:i/>
+        </w:rPr>
+        <w:t xml:space="preserve">9010 Taiga </w:t>
+      </w:r>
+      <w:r>
+        <w:t>och</w:t>
+      </w:r>
+      <w:r>
+        <w:rPr>
+          <w:i/>
+        </w:rPr>
+        <w:t xml:space="preserve"> 9740 Skogsbevuxen myr</w:t>
+      </w:r>
+      <w:r>
+        <w:t xml:space="preserve"> och ingår i bilaga 1 i EU:s fågeldirektiv. Spillkråka lever i både barr- och blandskog liksom i ren lövskog. De tätaste populationerna tenderar att finnas i äldre, variationsrik blandskog med gott om död ved och gamla träd.</w:t>
       </w:r>
     </w:p>
     <w:p>
       <w:r>
-        <w:t>Varje par utnyttjar 400–1000 hektar skog beroende på skogens kvalitet. En minskning av populationen pågår på grund av minskad tillgång på lämpliga bo- och födoträd och minskad födotillgång. Spillkråkans minskningstakt har uppgått till 19 (24–10) % under de senaste 15 åren. Minskningstakten för den svenska populationen bedöms vara nära gränsvärdet för Sårbar (VU) (A2bc). Skogsbruk med korta omloppstider och täta, homogena ungskogar utgör det största hotet (Artdatabanken 2023).</w:t>
+        <w:t>Varje par utnyttjar 400–1000 hektar skog beroende på skogens kvalitet. En minskning av populationen pågår på grund av minskad tillgång på lämpliga bo- och födoträd och minskad födotillgång. Spillkråkans minskningstakt har uppgått till 19 (24–10) % under de senaste 15 åren. Minskningstakten för den svenska populationen bedöms vara nära gränsvärdet för Sårbar (VU) (A2bc). Skogsbruk med korta omloppstider och täta, homogena ungskogar utgör det största hotet (SLU Artdatabanken 2023).</w:t>
       </w:r>
     </w:p>
     <w:p>
@@ -869,7 +1024,7 @@
     <w:r>
       <w:tab/>
       <w:tab/>
-      <w:t>2026-01-28</w:t>
+      <w:t>2026-01-29</w:t>
       <w:br/>
       <w:br/>
     </w:r>

--- a/klagomål/A 27178-2025 FSC-klagomål.docx
+++ b/klagomål/A 27178-2025 FSC-klagomål.docx
@@ -1024,7 +1024,7 @@
     <w:r>
       <w:tab/>
       <w:tab/>
-      <w:t>2026-01-29</w:t>
+      <w:t>2026-01-30</w:t>
       <w:br/>
       <w:br/>
     </w:r>

--- a/klagomål/A 27178-2025 FSC-klagomål.docx
+++ b/klagomål/A 27178-2025 FSC-klagomål.docx
@@ -1024,7 +1024,7 @@
     <w:r>
       <w:tab/>
       <w:tab/>
-      <w:t>2026-01-30</w:t>
+      <w:t>2026-01-31</w:t>
       <w:br/>
       <w:br/>
     </w:r>

--- a/klagomål/A 27178-2025 FSC-klagomål.docx
+++ b/klagomål/A 27178-2025 FSC-klagomål.docx
@@ -1024,7 +1024,7 @@
     <w:r>
       <w:tab/>
       <w:tab/>
-      <w:t>2026-03-01</w:t>
+      <w:t>2026-03-02</w:t>
       <w:br/>
       <w:br/>
     </w:r>

--- a/klagomål/A 27178-2025 FSC-klagomål.docx
+++ b/klagomål/A 27178-2025 FSC-klagomål.docx
@@ -309,7 +309,7 @@
         <w:rPr>
           <w:i/>
         </w:rPr>
-        <w:t xml:space="preserve"> 9070 Trädklädd betesmark </w:t>
+        <w:t xml:space="preserve"> 9070 Trädklädd betesmark</w:t>
       </w:r>
       <w:r>
         <w:t xml:space="preserve"> (SLU Artdatabanken, 2024).</w:t>
@@ -1024,7 +1024,7 @@
     <w:r>
       <w:tab/>
       <w:tab/>
-      <w:t>2026-03-02</w:t>
+      <w:t>2026-03-03</w:t>
       <w:br/>
       <w:br/>
     </w:r>

--- a/klagomål/A 27178-2025 FSC-klagomål.docx
+++ b/klagomål/A 27178-2025 FSC-klagomål.docx
@@ -1024,7 +1024,7 @@
     <w:r>
       <w:tab/>
       <w:tab/>
-      <w:t>2026-03-03</w:t>
+      <w:t>2026-03-04</w:t>
       <w:br/>
       <w:br/>
     </w:r>

--- a/klagomål/A 27178-2025 FSC-klagomål.docx
+++ b/klagomål/A 27178-2025 FSC-klagomål.docx
@@ -1024,7 +1024,7 @@
     <w:r>
       <w:tab/>
       <w:tab/>
-      <w:t>2026-03-04</w:t>
+      <w:t>2026-03-05</w:t>
       <w:br/>
       <w:br/>
     </w:r>

--- a/klagomål/A 27178-2025 FSC-klagomål.docx
+++ b/klagomål/A 27178-2025 FSC-klagomål.docx
@@ -1024,7 +1024,7 @@
     <w:r>
       <w:tab/>
       <w:tab/>
-      <w:t>2026-03-05</w:t>
+      <w:t>2026-03-06</w:t>
       <w:br/>
       <w:br/>
     </w:r>

--- a/klagomål/A 27178-2025 FSC-klagomål.docx
+++ b/klagomål/A 27178-2025 FSC-klagomål.docx
@@ -1024,7 +1024,7 @@
     <w:r>
       <w:tab/>
       <w:tab/>
-      <w:t>2026-03-06</w:t>
+      <w:t>2026-03-07</w:t>
       <w:br/>
       <w:br/>
     </w:r>

--- a/klagomål/A 27178-2025 FSC-klagomål.docx
+++ b/klagomål/A 27178-2025 FSC-klagomål.docx
@@ -1024,7 +1024,7 @@
     <w:r>
       <w:tab/>
       <w:tab/>
-      <w:t>2026-03-07</w:t>
+      <w:t>2026-03-08</w:t>
       <w:br/>
       <w:br/>
     </w:r>

--- a/klagomål/A 27178-2025 FSC-klagomål.docx
+++ b/klagomål/A 27178-2025 FSC-klagomål.docx
@@ -1024,7 +1024,7 @@
     <w:r>
       <w:tab/>
       <w:tab/>
-      <w:t>2026-03-08</w:t>
+      <w:t>2026-03-09</w:t>
       <w:br/>
       <w:br/>
     </w:r>

--- a/klagomål/A 27178-2025 FSC-klagomål.docx
+++ b/klagomål/A 27178-2025 FSC-klagomål.docx
@@ -1024,7 +1024,7 @@
     <w:r>
       <w:tab/>
       <w:tab/>
-      <w:t>2026-03-09</w:t>
+      <w:t>2026-03-10</w:t>
       <w:br/>
       <w:br/>
     </w:r>

--- a/klagomål/A 27178-2025 FSC-klagomål.docx
+++ b/klagomål/A 27178-2025 FSC-klagomål.docx
@@ -506,7 +506,7 @@
         <w:t>Spillkråka (NT, §4)</w:t>
       </w:r>
       <w:r>
-        <w:t xml:space="preserve"> är rödlistad som nära hotad och ingår i bilaga 1 i EU:s fågeldirektiv. Den minskar i population på grund av minskad tillgång på lämpliga bo- och födoträd och minskad födotillgång. Spillkråkans minskningstakt har uppgått till 19 (24–10) % under de senaste 15 åren. Minskningstakten för den svenska populationen bedöms vara nära gränsvärdet för Sårbar (VU) (A2bc). Skogsbruk med korta omloppstider och täta, homogena ungskogar utgör det största hotet. Spillkråka är typisk art för </w:t>
+        <w:t xml:space="preserve"> är rödlistad som nära hotad och ingår i bilaga 1 i EU:s fågeldirektiv. Den minskar i population på grund av minskad tillgång på lämpliga bo- och födoträd och minskad födotillgång. Spillkråkans minskningstakt har uppgått till 19 (24–10) % under de senaste 15 åren och bedöms vara nära gränsvärdet för Sårbar (VU) (A2bc). Spillkråka är en nyckelart i skogliga miljöer vars övergivna bohål utnyttjas av flera andra hålhäckande fågelarter och fladdermöss. Den behöver grova träd, främst tall, asp och bok som boträd. Skogsbruk med korta omloppstider och täta, homogena ungskogar utgör det största hotet. Spillkråka är typisk art för </w:t>
       </w:r>
       <w:r>
         <w:rPr>
@@ -524,7 +524,7 @@
         <w:t xml:space="preserve"> 9740 Skogsbevuxen myr </w:t>
       </w:r>
       <w:r>
-        <w:t>(SLU Artdatabanken, 2023).</w:t>
+        <w:t>(SLU Artdatabanken, 2025; Skogsstyrelsen 2016).</w:t>
       </w:r>
     </w:p>
     <w:p>
@@ -866,7 +866,7 @@
         <w:t xml:space="preserve"> 9740 Skogsbevuxen myr</w:t>
       </w:r>
       <w:r>
-        <w:t xml:space="preserve"> och ingår i bilaga 1 i EU:s fågeldirektiv. Spillkråka lever i både barr- och blandskog liksom i ren lövskog. De tätaste populationerna tenderar att finnas i äldre, variationsrik blandskog med gott om död ved och gamla träd.</w:t>
+        <w:t xml:space="preserve"> och ingår i bilaga 1 i EU:s fågeldirektiv. Spillkråka lever i både barr- och blandskog liksom i ren lövskog. De tätaste populationerna tenderar att finnas i äldre, variationsrik blandskog med gott om död ved och gamla träd. Spillkråka är en nyckelart i skogliga miljöer vars övergivna bohål utnyttjas av flera andra hålhäckande fågelarter och fladdermöss (SLU Artdatabanken, 2023; Skogsstyrelsen 2016).</w:t>
       </w:r>
     </w:p>
     <w:p>
@@ -884,7 +884,21 @@
     </w:p>
     <w:p>
       <w:r>
-        <w:t xml:space="preserve">SLU Artdatabanken, 2021. </w:t>
+        <w:t xml:space="preserve">Skogsstyrelsen, 2016. </w:t>
+      </w:r>
+      <w:r>
+        <w:rPr>
+          <w:i/>
+        </w:rPr>
+        <w:t xml:space="preserve">Vägledning för hänsyn till spillkråka. </w:t>
+      </w:r>
+      <w:r>
+        <w:t>Vägledningar och kunskapsstöd artskydd – Skogsstyrelsen.</w:t>
+      </w:r>
+    </w:p>
+    <w:p>
+      <w:r>
+        <w:t xml:space="preserve">SLU Artdatabanken, 2023. </w:t>
       </w:r>
       <w:r>
         <w:rPr>
@@ -1024,7 +1038,7 @@
     <w:r>
       <w:tab/>
       <w:tab/>
-      <w:t>2026-03-10</w:t>
+      <w:t>2026-03-11</w:t>
       <w:br/>
       <w:br/>
     </w:r>

--- a/klagomål/A 27178-2025 FSC-klagomål.docx
+++ b/klagomål/A 27178-2025 FSC-klagomål.docx
@@ -1038,7 +1038,7 @@
     <w:r>
       <w:tab/>
       <w:tab/>
-      <w:t>2026-03-11</w:t>
+      <w:t>2026-03-12</w:t>
       <w:br/>
       <w:br/>
     </w:r>

--- a/klagomål/A 27178-2025 FSC-klagomål.docx
+++ b/klagomål/A 27178-2025 FSC-klagomål.docx
@@ -1038,7 +1038,7 @@
     <w:r>
       <w:tab/>
       <w:tab/>
-      <w:t>2026-03-12</w:t>
+      <w:t>2026-03-13</w:t>
       <w:br/>
       <w:br/>
     </w:r>

--- a/klagomål/A 27178-2025 FSC-klagomål.docx
+++ b/klagomål/A 27178-2025 FSC-klagomål.docx
@@ -1038,7 +1038,7 @@
     <w:r>
       <w:tab/>
       <w:tab/>
-      <w:t>2026-03-13</w:t>
+      <w:t>2026-03-16</w:t>
       <w:br/>
       <w:br/>
     </w:r>

--- a/klagomål/A 27178-2025 FSC-klagomål.docx
+++ b/klagomål/A 27178-2025 FSC-klagomål.docx
@@ -1038,7 +1038,7 @@
     <w:r>
       <w:tab/>
       <w:tab/>
-      <w:t>2026-03-16</w:t>
+      <w:t>2026-03-17</w:t>
       <w:br/>
       <w:br/>
     </w:r>

--- a/klagomål/A 27178-2025 FSC-klagomål.docx
+++ b/klagomål/A 27178-2025 FSC-klagomål.docx
@@ -1038,7 +1038,7 @@
     <w:r>
       <w:tab/>
       <w:tab/>
-      <w:t>2026-03-17</w:t>
+      <w:t>2026-03-18</w:t>
       <w:br/>
       <w:br/>
     </w:r>

--- a/klagomål/A 27178-2025 FSC-klagomål.docx
+++ b/klagomål/A 27178-2025 FSC-klagomål.docx
@@ -1038,7 +1038,7 @@
     <w:r>
       <w:tab/>
       <w:tab/>
-      <w:t>2026-03-18</w:t>
+      <w:t>2026-03-19</w:t>
       <w:br/>
       <w:br/>
     </w:r>

--- a/klagomål/A 27178-2025 FSC-klagomål.docx
+++ b/klagomål/A 27178-2025 FSC-klagomål.docx
@@ -1038,7 +1038,7 @@
     <w:r>
       <w:tab/>
       <w:tab/>
-      <w:t>2026-03-19</w:t>
+      <w:t>2026-03-20</w:t>
       <w:br/>
       <w:br/>
     </w:r>

--- a/klagomål/A 27178-2025 FSC-klagomål.docx
+++ b/klagomål/A 27178-2025 FSC-klagomål.docx
@@ -1038,7 +1038,7 @@
     <w:r>
       <w:tab/>
       <w:tab/>
-      <w:t>2026-03-20</w:t>
+      <w:t>2026-03-21</w:t>
       <w:br/>
       <w:br/>
     </w:r>

--- a/klagomål/A 27178-2025 FSC-klagomål.docx
+++ b/klagomål/A 27178-2025 FSC-klagomål.docx
@@ -1038,7 +1038,7 @@
     <w:r>
       <w:tab/>
       <w:tab/>
-      <w:t>2026-03-21</w:t>
+      <w:t>2026-03-22</w:t>
       <w:br/>
       <w:br/>
     </w:r>

--- a/klagomål/A 27178-2025 FSC-klagomål.docx
+++ b/klagomål/A 27178-2025 FSC-klagomål.docx
@@ -1038,7 +1038,7 @@
     <w:r>
       <w:tab/>
       <w:tab/>
-      <w:t>2026-03-22</w:t>
+      <w:t>2026-03-23</w:t>
       <w:br/>
       <w:br/>
     </w:r>

--- a/klagomål/A 27178-2025 FSC-klagomål.docx
+++ b/klagomål/A 27178-2025 FSC-klagomål.docx
@@ -1038,7 +1038,7 @@
     <w:r>
       <w:tab/>
       <w:tab/>
-      <w:t>2026-03-23</w:t>
+      <w:t>2026-03-24</w:t>
       <w:br/>
       <w:br/>
     </w:r>

--- a/klagomål/A 27178-2025 FSC-klagomål.docx
+++ b/klagomål/A 27178-2025 FSC-klagomål.docx
@@ -1038,7 +1038,7 @@
     <w:r>
       <w:tab/>
       <w:tab/>
-      <w:t>2026-03-24</w:t>
+      <w:t>2026-03-25</w:t>
       <w:br/>
       <w:br/>
     </w:r>

--- a/klagomål/A 27178-2025 FSC-klagomål.docx
+++ b/klagomål/A 27178-2025 FSC-klagomål.docx
@@ -1038,7 +1038,7 @@
     <w:r>
       <w:tab/>
       <w:tab/>
-      <w:t>2026-03-25</w:t>
+      <w:t>2026-03-26</w:t>
       <w:br/>
       <w:br/>
     </w:r>

--- a/klagomål/A 27178-2025 FSC-klagomål.docx
+++ b/klagomål/A 27178-2025 FSC-klagomål.docx
@@ -1038,7 +1038,7 @@
     <w:r>
       <w:tab/>
       <w:tab/>
-      <w:t>2026-03-26</w:t>
+      <w:t>2026-03-27</w:t>
       <w:br/>
       <w:br/>
     </w:r>

--- a/klagomål/A 27178-2025 FSC-klagomål.docx
+++ b/klagomål/A 27178-2025 FSC-klagomål.docx
@@ -1038,7 +1038,7 @@
     <w:r>
       <w:tab/>
       <w:tab/>
-      <w:t>2026-03-27</w:t>
+      <w:t>2026-03-28</w:t>
       <w:br/>
       <w:br/>
     </w:r>

--- a/klagomål/A 27178-2025 FSC-klagomål.docx
+++ b/klagomål/A 27178-2025 FSC-klagomål.docx
@@ -1038,7 +1038,7 @@
     <w:r>
       <w:tab/>
       <w:tab/>
-      <w:t>2026-03-28</w:t>
+      <w:t>2026-03-29</w:t>
       <w:br/>
       <w:br/>
     </w:r>

--- a/klagomål/A 27178-2025 FSC-klagomål.docx
+++ b/klagomål/A 27178-2025 FSC-klagomål.docx
@@ -1038,7 +1038,7 @@
     <w:r>
       <w:tab/>
       <w:tab/>
-      <w:t>2026-03-29</w:t>
+      <w:t>2026-03-30</w:t>
       <w:br/>
       <w:br/>
     </w:r>

--- a/klagomål/A 27178-2025 FSC-klagomål.docx
+++ b/klagomål/A 27178-2025 FSC-klagomål.docx
@@ -1038,7 +1038,7 @@
     <w:r>
       <w:tab/>
       <w:tab/>
-      <w:t>2026-03-30</w:t>
+      <w:t>2026-03-31</w:t>
       <w:br/>
       <w:br/>
     </w:r>

--- a/klagomål/A 27178-2025 FSC-klagomål.docx
+++ b/klagomål/A 27178-2025 FSC-klagomål.docx
@@ -1038,7 +1038,7 @@
     <w:r>
       <w:tab/>
       <w:tab/>
-      <w:t>2026-03-31</w:t>
+      <w:t>2026-04-01</w:t>
       <w:br/>
       <w:br/>
     </w:r>

--- a/klagomål/A 27178-2025 FSC-klagomål.docx
+++ b/klagomål/A 27178-2025 FSC-klagomål.docx
@@ -1038,7 +1038,7 @@
     <w:r>
       <w:tab/>
       <w:tab/>
-      <w:t>2026-04-01</w:t>
+      <w:t>2026-04-02</w:t>
       <w:br/>
       <w:br/>
     </w:r>

--- a/klagomål/A 27178-2025 FSC-klagomål.docx
+++ b/klagomål/A 27178-2025 FSC-klagomål.docx
@@ -1038,7 +1038,7 @@
     <w:r>
       <w:tab/>
       <w:tab/>
-      <w:t>2026-04-02</w:t>
+      <w:t>2026-04-03</w:t>
       <w:br/>
       <w:br/>
     </w:r>

--- a/klagomål/A 27178-2025 FSC-klagomål.docx
+++ b/klagomål/A 27178-2025 FSC-klagomål.docx
@@ -1038,7 +1038,7 @@
     <w:r>
       <w:tab/>
       <w:tab/>
-      <w:t>2026-04-03</w:t>
+      <w:t>2026-04-04</w:t>
       <w:br/>
       <w:br/>
     </w:r>

--- a/klagomål/A 27178-2025 FSC-klagomål.docx
+++ b/klagomål/A 27178-2025 FSC-klagomål.docx
@@ -1038,7 +1038,7 @@
     <w:r>
       <w:tab/>
       <w:tab/>
-      <w:t>2026-04-04</w:t>
+      <w:t>2026-04-05</w:t>
       <w:br/>
       <w:br/>
     </w:r>

--- a/klagomål/A 27178-2025 FSC-klagomål.docx
+++ b/klagomål/A 27178-2025 FSC-klagomål.docx
@@ -1038,7 +1038,7 @@
     <w:r>
       <w:tab/>
       <w:tab/>
-      <w:t>2026-04-05</w:t>
+      <w:t>2026-04-06</w:t>
       <w:br/>
       <w:br/>
     </w:r>

--- a/klagomål/A 27178-2025 FSC-klagomål.docx
+++ b/klagomål/A 27178-2025 FSC-klagomål.docx
@@ -291,10 +291,10 @@
         <w:rPr>
           <w:b/>
         </w:rPr>
-        <w:t>Garnlav (NT)</w:t>
-      </w:r>
-      <w:r>
-        <w:t xml:space="preserve"> är en utpräglad barrskogsart som ibland kan drapera träden i norrländska grannaturskogar med hög luftfuktighet. Den förekommer även i talldominerade bestånd där den, förutom i trädens grenverk, påträffas hängande över ojämnheter i tallbarken. Arten har minskat starkt i södra och mellersta Sverige och den minskar även i sitt nordliga utbredningsområde. Orsaken till tillbakagången beror främst på slutavverkningar av naturskogsartade skogar. Bestånd med riklig förekomst bör regelmässigt sparas. Garnlav är värdväxt för den mycket sällsynta och akut hotade fjärilen barrskogslavfly (CR) som hör hemma i boreala barrskogar med riklig förekomst av värdväxten. Tidigare kunde arten konstateras årligen på flera platser vid Dala-Floda i Dalarna innan lokalerna kalavverkades. Senaste fyndet i landet av barrskogslavfly är från år 2000 då den påträffades vid Högberget i Sollefteå kommun. Garnlav är typisk art för </w:t>
+        <w:t>Garnlav (VU)</w:t>
+      </w:r>
+      <w:r>
+        <w:t xml:space="preserve"> är en utpräglad barrskogsart som ibland kan drapera träden i norrländska grannaturskogar med hög luftfuktighet. Den förekommer även i talldominerade bestånd där den, förutom i trädens grenverk, påträffas hängande över ojämnheter i tallbarken. Arten har minskat starkt i södra och mellersta Sverige och den minskar även i sitt nordliga utbredningsområde. Minskningstakten uppgår till 30 (20–50) % inom 50 år och överstiger gränsvärdet för Sårbar (VU). Orsaken till tillbakagången beror främst på slutavverkningar av naturskogsartade skogar. Bestånd med riklig förekomst bör regelmässigt sparas, vilket även gynnar flera andra sällsynta och rödlistade arter. Garnlav är värdväxt för den mycket sällsynta och akut hotade fjärilen barrskogslavfly (CR) som hör hemma i boreala barrskogar med riklig förekomst av värdväxten. Tidigare kunde arten konstateras årligen på flera platser vid Dala-Floda i Dalarna innan lokalerna kalavverkades. Senaste fyndet i landet av barrskogslavfly är från år 2000 då den påträffades vid Högberget i Sollefteå kommun. Garnlav är typisk art för </w:t>
       </w:r>
       <w:r>
         <w:rPr>
@@ -312,7 +312,7 @@
         <w:t xml:space="preserve"> 9070 Trädklädd betesmark</w:t>
       </w:r>
       <w:r>
-        <w:t xml:space="preserve"> (SLU Artdatabanken, 2024).</w:t>
+        <w:t xml:space="preserve"> (SLU Artdatabanken, 2026).</w:t>
       </w:r>
     </w:p>
     <w:p>
@@ -320,10 +320,37 @@
         <w:rPr>
           <w:b/>
         </w:rPr>
-        <w:t>Granticka (NT)</w:t>
-      </w:r>
-      <w:r>
-        <w:t xml:space="preserve"> förekommer främst i äldre skogar med naturskogskaraktär, liksom i dimensionsavverkade och plockhuggna skogar. I äldre grannaturskog i norra Sverige är den alltjämt en förhållandevis vanlig karaktärsart, medan den längre söderut blir allt mer sällsynt. I Götaland och delar av Svealand är den en god signalart för skyddsvärda granskogsmiljöer. Arten bedöms ha minskat starkt under senare år på grund av skogsavverkningar, då den framför allt växer i äldre granskog med långvarig grankontinuitet. I urskogsliknande bestånd i norra Sverige kan ibland påträffas den mycket sällsynta tickan grantickeporing (VU), som lever på döda grantickor (SLU Artdatabanken, 2024; Nitare &amp; Skogsstyrelsen, 2019).</w:t>
+        <w:t>Granticka</w:t>
+      </w:r>
+      <w:r>
+        <w:t xml:space="preserve"> förekommer främst i äldre skogar med naturskogskaraktär, liksom i dimensionsavverkade och plockhuggna skogar. I äldre grannaturskog i norra Sverige är den alltjämt en förhållandevis vanlig karaktärsart, medan den längre söderut blir allt mer sällsynt. I Götaland och delar av Svealand är den en god signalart för skyddsvärda granskogsmiljöer. Arten bedöms ha minskat starkt under senare år på grund av skogsavverkningar, då den framför allt växer i äldre granskog med långvarig grankontinuitet. I urskogsliknande bestånd i norra Sverige kan ibland påträffas den mycket sällsynta tickan grantickeporing (VU), som lever på döda grantickor. Det som tidigare inbegripit grantickan har visat sig röra sig om två arter; tajgagranticka </w:t>
+      </w:r>
+      <w:r>
+        <w:rPr>
+          <w:i/>
+        </w:rPr>
+        <w:t>Porodaedalea abietis</w:t>
+      </w:r>
+      <w:r>
+        <w:t xml:space="preserve"> (LC) och </w:t>
+      </w:r>
+      <w:r>
+        <w:rPr>
+          <w:i/>
+        </w:rPr>
+        <w:t>Porodaedalea chrysoloma</w:t>
+      </w:r>
+      <w:r>
+        <w:t xml:space="preserve"> (DD). Den nordligare arten, tajgagranticka, bildar större fruktkroppar och har sin främsta förekomst i norra Sverige, medan den mer tunnköttiga arten, </w:t>
+      </w:r>
+      <w:r>
+        <w:rPr>
+          <w:i/>
+        </w:rPr>
+        <w:t>P. chrysoloma</w:t>
+      </w:r>
+      <w:r>
+        <w:t>, förekommer i sydöstra Sverige och på Gotland (SLU Artdatabanken, 2026; Nitare &amp; Skogsstyrelsen, 2019).</w:t>
       </w:r>
     </w:p>
     <w:p>
@@ -412,7 +439,34 @@
         <w:t>Ullticka (NT)</w:t>
       </w:r>
       <w:r>
-        <w:t xml:space="preserve"> är knuten till restbestånd av barrnaturskog och förekommer med ett tydligt optimum i orörda eller måttligt påverkade gamla granskogar där det föreligger viss kontinuitet av grov död ved. Ullticka är en bra signalart inom hela sitt utbredningsområde och i södra Sverige är den sällsynt och en god signalart för skyddsvärda granskogsmiljöer. Den hotas av avverkning och fragmentering av naturskog och äldre granskog med lång trädkontinuitet. Ullticka är typisk art för </w:t>
+        <w:t xml:space="preserve"> är knuten till restbestånd av barrnaturskog och förekommer med ett tydligt optimum i orörda eller måttligt påverkade gamla granskogar där det föreligger viss kontinuitet av grov död ved. Ullticka är en bra signalart inom hela sitt utbredningsområde och i södra Sverige är den sällsynt och en god signalart för skyddsvärda granskogsmiljöer. Den hotas av avverkning och fragmentering av naturskog och äldre granskog med lång trädkontinuitet. På ullticka kan ibland ulltickeporing (VU) påträffas - det är en sällsynt ticka som nyligen delats upp i de tre olika arterna ulltickeporing </w:t>
+      </w:r>
+      <w:r>
+        <w:rPr>
+          <w:i/>
+        </w:rPr>
+        <w:t xml:space="preserve">Skeletocutis brevispora </w:t>
+      </w:r>
+      <w:r>
+        <w:t>(VU)</w:t>
+      </w:r>
+      <w:r>
+        <w:rPr>
+          <w:i/>
+        </w:rPr>
+        <w:t>, Skeletocutis delicata</w:t>
+      </w:r>
+      <w:r>
+        <w:t xml:space="preserve"> (VU)</w:t>
+      </w:r>
+      <w:r>
+        <w:rPr>
+          <w:i/>
+        </w:rPr>
+        <w:t xml:space="preserve"> och Skeletocutis exilis</w:t>
+      </w:r>
+      <w:r>
+        <w:t xml:space="preserve"> (NT). Ullticka är typisk art för </w:t>
       </w:r>
       <w:r>
         <w:rPr>
@@ -430,25 +484,7 @@
         <w:t>9030 Landhöjningsskog</w:t>
       </w:r>
       <w:r>
-        <w:t xml:space="preserve">. På ullticka kan ibland ulltickeporing (VU) påträffas - det är en sällsynt ticka som nyligen delats upp i tre olika arter: </w:t>
-      </w:r>
-      <w:r>
-        <w:rPr>
-          <w:i/>
-        </w:rPr>
-        <w:t xml:space="preserve">Skeletocutis brevispora </w:t>
-      </w:r>
-      <w:r>
-        <w:t>(ulltickeporing)</w:t>
-      </w:r>
-      <w:r>
-        <w:rPr>
-          <w:i/>
-        </w:rPr>
-        <w:t>, Skeletocutis delicata och Skeletocutis exilis</w:t>
-      </w:r>
-      <w:r>
-        <w:t>. De två sistnämnda arterna står för närvarande (2020) som ej bedömda i rödlistan (SLU Artdatabanken, 2024; Nitare &amp; Skogsstyrelsen, 2019; Miettinen &amp; Niemelä, 2018).</w:t>
+        <w:t xml:space="preserve"> (SLU Artdatabanken, 2026; Nitare &amp; Skogsstyrelsen, 2019; Miettinen &amp; Niemelä, 2018).</w:t>
       </w:r>
     </w:p>
     <w:p>
@@ -503,10 +539,10 @@
         <w:rPr>
           <w:b/>
         </w:rPr>
-        <w:t>Spillkråka (NT, §4)</w:t>
-      </w:r>
-      <w:r>
-        <w:t xml:space="preserve"> är rödlistad som nära hotad och ingår i bilaga 1 i EU:s fågeldirektiv. Den minskar i population på grund av minskad tillgång på lämpliga bo- och födoträd och minskad födotillgång. Spillkråkans minskningstakt har uppgått till 19 (24–10) % under de senaste 15 åren och bedöms vara nära gränsvärdet för Sårbar (VU) (A2bc). Spillkråka är en nyckelart i skogliga miljöer vars övergivna bohål utnyttjas av flera andra hålhäckande fågelarter och fladdermöss. Den behöver grova träd, främst tall, asp och bok som boträd. Skogsbruk med korta omloppstider och täta, homogena ungskogar utgör det största hotet. Spillkråka är typisk art för </w:t>
+        <w:t>Spillkråka (§4)</w:t>
+      </w:r>
+      <w:r>
+        <w:t xml:space="preserve"> omfattas av bilaga 1 i EU:s fågeldirektiv och är typisk art för </w:t>
       </w:r>
       <w:r>
         <w:rPr>
@@ -521,10 +557,10 @@
         <w:rPr>
           <w:i/>
         </w:rPr>
-        <w:t xml:space="preserve"> 9740 Skogsbevuxen myr </w:t>
-      </w:r>
-      <w:r>
-        <w:t>(SLU Artdatabanken, 2025; Skogsstyrelsen 2016).</w:t>
+        <w:t xml:space="preserve"> 9740 Skogsbevuxen myr</w:t>
+      </w:r>
+      <w:r>
+        <w:t>. Den behöver grova träd, främst tall, asp och bok som boträd. Skogsbruk med korta omloppstider och täta, homogena ungskogar utgör det största hotet. Spillkråka är en nyckelart i skogliga miljöer vars övergivna bohål utnyttjas av flera andra hålhäckande fågelarter och fladdermöss, däribland pärluggla (EN, §4), knipa (§4), salskrake (§4) och skogsduva (§4). Hökuggla (VU, §4) och slaguggla (§4) häckar ofta i högstubbar som brutits av i höjd med ett gammalt spillkråkebo (SLU Artdatabanken, 2026; Skogsstyrelsen, 2016).</w:t>
       </w:r>
     </w:p>
     <w:p>
@@ -848,7 +884,7 @@
     </w:p>
     <w:p>
       <w:r>
-        <w:t xml:space="preserve">Spillkråka (NT) är rödlistad som nära hotad, fridlyst enligt §4 Artskyddsförordningen, typisk art för </w:t>
+        <w:t xml:space="preserve">Spillkråka (§4) ingår i bilaga 1 EU:s fågeldirektiv och är typisk art för </w:t>
       </w:r>
       <w:r>
         <w:rPr>
@@ -866,12 +902,12 @@
         <w:t xml:space="preserve"> 9740 Skogsbevuxen myr</w:t>
       </w:r>
       <w:r>
-        <w:t xml:space="preserve"> och ingår i bilaga 1 i EU:s fågeldirektiv. Spillkråka lever i både barr- och blandskog liksom i ren lövskog. De tätaste populationerna tenderar att finnas i äldre, variationsrik blandskog med gott om död ved och gamla träd. Spillkråka är en nyckelart i skogliga miljöer vars övergivna bohål utnyttjas av flera andra hålhäckande fågelarter och fladdermöss (SLU Artdatabanken, 2023; Skogsstyrelsen 2016).</w:t>
+        <w:t>. Den lever i både barr- och blandskog liksom i ren lövskog. De tätaste populationerna tenderar att finnas i äldre, variationsrik blandskog med gott om död ved och gamla träd. Varje par utnyttjar 400–1000 hektar skog beroende på skogens kvalitet. Skogsbruk med korta omloppstider och täta, homogena ungskogar utgör det största hotet (SLU Artdatabanken, 2026).</w:t>
       </w:r>
     </w:p>
     <w:p>
       <w:r>
-        <w:t>Varje par utnyttjar 400–1000 hektar skog beroende på skogens kvalitet. En minskning av populationen pågår på grund av minskad tillgång på lämpliga bo- och födoträd och minskad födotillgång. Spillkråkans minskningstakt har uppgått till 19 (24–10) % under de senaste 15 åren. Minskningstakten för den svenska populationen bedöms vara nära gränsvärdet för Sårbar (VU) (A2bc). Skogsbruk med korta omloppstider och täta, homogena ungskogar utgör det största hotet (SLU Artdatabanken 2023).</w:t>
+        <w:t>Spillkråka är en nyckelart i skogliga miljöer vars övergivna bohål utnyttjas av flera andra hålhäckande fågelarter och fladdermöss, däribland pärluggla (EN, §4), knipa (§4), salskrake (§4) och skogsduva (§4). Hökuggla (VU, §4) och slaguggla (§4) häckar ofta i högstubbar som brutits av i höjd med ett gammalt spillkråkebo (Skogsstyrelsen, 2016).</w:t>
       </w:r>
     </w:p>
     <w:p>
@@ -898,7 +934,7 @@
     </w:p>
     <w:p>
       <w:r>
-        <w:t xml:space="preserve">SLU Artdatabanken, 2023. </w:t>
+        <w:t xml:space="preserve">SLU Artdatabanken, 2026. </w:t>
       </w:r>
       <w:r>
         <w:rPr>
@@ -907,7 +943,7 @@
         <w:t xml:space="preserve">Artfaktablad. Naturvård – artfakta. </w:t>
       </w:r>
       <w:r>
-        <w:t>SLU Artdatabanken, Uppsala</w:t>
+        <w:t>SLU Artdatabanken, Uppsala.</w:t>
       </w:r>
     </w:p>
     <w:sectPr>
@@ -1038,7 +1074,7 @@
     <w:r>
       <w:tab/>
       <w:tab/>
-      <w:t>2026-04-06</w:t>
+      <w:t>2026-04-07</w:t>
       <w:br/>
       <w:br/>
     </w:r>

--- a/klagomål/A 27178-2025 FSC-klagomål.docx
+++ b/klagomål/A 27178-2025 FSC-klagomål.docx
@@ -1074,7 +1074,7 @@
     <w:r>
       <w:tab/>
       <w:tab/>
-      <w:t>2026-04-07</w:t>
+      <w:t>2026-04-08</w:t>
       <w:br/>
       <w:br/>
     </w:r>

--- a/klagomål/A 27178-2025 FSC-klagomål.docx
+++ b/klagomål/A 27178-2025 FSC-klagomål.docx
@@ -1074,7 +1074,7 @@
     <w:r>
       <w:tab/>
       <w:tab/>
-      <w:t>2026-04-08</w:t>
+      <w:t>2026-04-09</w:t>
       <w:br/>
       <w:br/>
     </w:r>

--- a/klagomål/A 27178-2025 FSC-klagomål.docx
+++ b/klagomål/A 27178-2025 FSC-klagomål.docx
@@ -1074,7 +1074,7 @@
     <w:r>
       <w:tab/>
       <w:tab/>
-      <w:t>2026-04-09</w:t>
+      <w:t>2026-04-10</w:t>
       <w:br/>
       <w:br/>
     </w:r>

--- a/klagomål/A 27178-2025 FSC-klagomål.docx
+++ b/klagomål/A 27178-2025 FSC-klagomål.docx
@@ -1074,7 +1074,7 @@
     <w:r>
       <w:tab/>
       <w:tab/>
-      <w:t>2026-04-10</w:t>
+      <w:t>2026-04-11</w:t>
       <w:br/>
       <w:br/>
     </w:r>

--- a/klagomål/A 27178-2025 FSC-klagomål.docx
+++ b/klagomål/A 27178-2025 FSC-klagomål.docx
@@ -1074,7 +1074,7 @@
     <w:r>
       <w:tab/>
       <w:tab/>
-      <w:t>2026-04-11</w:t>
+      <w:t>2026-04-12</w:t>
       <w:br/>
       <w:br/>
     </w:r>

--- a/klagomål/A 27178-2025 FSC-klagomål.docx
+++ b/klagomål/A 27178-2025 FSC-klagomål.docx
@@ -1074,7 +1074,7 @@
     <w:r>
       <w:tab/>
       <w:tab/>
-      <w:t>2026-04-12</w:t>
+      <w:t>2026-04-13</w:t>
       <w:br/>
       <w:br/>
     </w:r>

--- a/klagomål/A 27178-2025 FSC-klagomål.docx
+++ b/klagomål/A 27178-2025 FSC-klagomål.docx
@@ -1074,7 +1074,7 @@
     <w:r>
       <w:tab/>
       <w:tab/>
-      <w:t>2026-04-14</w:t>
+      <w:t>2026-04-15</w:t>
       <w:br/>
       <w:br/>
     </w:r>

--- a/klagomål/A 27178-2025 FSC-klagomål.docx
+++ b/klagomål/A 27178-2025 FSC-klagomål.docx
@@ -1074,7 +1074,7 @@
     <w:r>
       <w:tab/>
       <w:tab/>
-      <w:t>2026-04-15</w:t>
+      <w:t>2026-04-16</w:t>
       <w:br/>
       <w:br/>
     </w:r>

--- a/klagomål/A 27178-2025 FSC-klagomål.docx
+++ b/klagomål/A 27178-2025 FSC-klagomål.docx
@@ -1074,7 +1074,7 @@
     <w:r>
       <w:tab/>
       <w:tab/>
-      <w:t>2026-04-16</w:t>
+      <w:t>2026-04-17</w:t>
       <w:br/>
       <w:br/>
     </w:r>

--- a/klagomål/A 27178-2025 FSC-klagomål.docx
+++ b/klagomål/A 27178-2025 FSC-klagomål.docx
@@ -1074,7 +1074,7 @@
     <w:r>
       <w:tab/>
       <w:tab/>
-      <w:t>2026-04-17</w:t>
+      <w:t>2026-04-18</w:t>
       <w:br/>
       <w:br/>
     </w:r>

--- a/klagomål/A 27178-2025 FSC-klagomål.docx
+++ b/klagomål/A 27178-2025 FSC-klagomål.docx
@@ -1074,7 +1074,7 @@
     <w:r>
       <w:tab/>
       <w:tab/>
-      <w:t>2026-04-18</w:t>
+      <w:t>2026-04-19</w:t>
       <w:br/>
       <w:br/>
     </w:r>

--- a/klagomål/A 27178-2025 FSC-klagomål.docx
+++ b/klagomål/A 27178-2025 FSC-klagomål.docx
@@ -1074,7 +1074,7 @@
     <w:r>
       <w:tab/>
       <w:tab/>
-      <w:t>2026-04-19</w:t>
+      <w:t>2026-04-20</w:t>
       <w:br/>
       <w:br/>
     </w:r>

--- a/klagomål/A 27178-2025 FSC-klagomål.docx
+++ b/klagomål/A 27178-2025 FSC-klagomål.docx
@@ -1074,7 +1074,7 @@
     <w:r>
       <w:tab/>
       <w:tab/>
-      <w:t>2026-04-20</w:t>
+      <w:t>2026-04-21</w:t>
       <w:br/>
       <w:br/>
     </w:r>

--- a/klagomål/A 27178-2025 FSC-klagomål.docx
+++ b/klagomål/A 27178-2025 FSC-klagomål.docx
@@ -1074,7 +1074,7 @@
     <w:r>
       <w:tab/>
       <w:tab/>
-      <w:t>2026-04-21</w:t>
+      <w:t>2026-04-22</w:t>
       <w:br/>
       <w:br/>
     </w:r>

--- a/klagomål/A 27178-2025 FSC-klagomål.docx
+++ b/klagomål/A 27178-2025 FSC-klagomål.docx
@@ -1074,7 +1074,7 @@
     <w:r>
       <w:tab/>
       <w:tab/>
-      <w:t>2026-04-22</w:t>
+      <w:t>2026-04-23</w:t>
       <w:br/>
       <w:br/>
     </w:r>

--- a/klagomål/A 27178-2025 FSC-klagomål.docx
+++ b/klagomål/A 27178-2025 FSC-klagomål.docx
@@ -1074,7 +1074,7 @@
     <w:r>
       <w:tab/>
       <w:tab/>
-      <w:t>2026-04-23</w:t>
+      <w:t>2026-04-24</w:t>
       <w:br/>
       <w:br/>
     </w:r>

--- a/klagomål/A 27178-2025 FSC-klagomål.docx
+++ b/klagomål/A 27178-2025 FSC-klagomål.docx
@@ -1074,7 +1074,7 @@
     <w:r>
       <w:tab/>
       <w:tab/>
-      <w:t>2026-04-24</w:t>
+      <w:t>2026-04-25</w:t>
       <w:br/>
       <w:br/>
     </w:r>

--- a/klagomål/A 27178-2025 FSC-klagomål.docx
+++ b/klagomål/A 27178-2025 FSC-klagomål.docx
@@ -1074,7 +1074,7 @@
     <w:r>
       <w:tab/>
       <w:tab/>
-      <w:t>2026-04-25</w:t>
+      <w:t>2026-04-26</w:t>
       <w:br/>
       <w:br/>
     </w:r>

--- a/klagomål/A 27178-2025 FSC-klagomål.docx
+++ b/klagomål/A 27178-2025 FSC-klagomål.docx
@@ -1074,7 +1074,7 @@
     <w:r>
       <w:tab/>
       <w:tab/>
-      <w:t>2026-04-26</w:t>
+      <w:t>2026-04-27</w:t>
       <w:br/>
       <w:br/>
     </w:r>

--- a/klagomål/A 27178-2025 FSC-klagomål.docx
+++ b/klagomål/A 27178-2025 FSC-klagomål.docx
@@ -1074,7 +1074,7 @@
     <w:r>
       <w:tab/>
       <w:tab/>
-      <w:t>2026-05-16</w:t>
+      <w:t>2026-05-17</w:t>
       <w:br/>
       <w:br/>
     </w:r>

--- a/klagomål/A 27178-2025 FSC-klagomål.docx
+++ b/klagomål/A 27178-2025 FSC-klagomål.docx
@@ -1074,7 +1074,7 @@
     <w:r>
       <w:tab/>
       <w:tab/>
-      <w:t>2026-05-17</w:t>
+      <w:t>2026-05-18</w:t>
       <w:br/>
       <w:br/>
     </w:r>

--- a/klagomål/A 27178-2025 FSC-klagomål.docx
+++ b/klagomål/A 27178-2025 FSC-klagomål.docx
@@ -1074,7 +1074,7 @@
     <w:r>
       <w:tab/>
       <w:tab/>
-      <w:t>2026-05-18</w:t>
+      <w:t>2026-05-19</w:t>
       <w:br/>
       <w:br/>
     </w:r>

--- a/klagomål/A 27178-2025 FSC-klagomål.docx
+++ b/klagomål/A 27178-2025 FSC-klagomål.docx
@@ -1074,7 +1074,7 @@
     <w:r>
       <w:tab/>
       <w:tab/>
-      <w:t>2026-05-19</w:t>
+      <w:t>2026-05-20</w:t>
       <w:br/>
       <w:br/>
     </w:r>

--- a/klagomål/A 27178-2025 FSC-klagomål.docx
+++ b/klagomål/A 27178-2025 FSC-klagomål.docx
@@ -1074,7 +1074,7 @@
     <w:r>
       <w:tab/>
       <w:tab/>
-      <w:t>2026-05-20</w:t>
+      <w:t>2026-05-21</w:t>
       <w:br/>
       <w:br/>
     </w:r>

--- a/klagomål/A 27178-2025 FSC-klagomål.docx
+++ b/klagomål/A 27178-2025 FSC-klagomål.docx
@@ -1074,7 +1074,7 @@
     <w:r>
       <w:tab/>
       <w:tab/>
-      <w:t>2026-05-21</w:t>
+      <w:t>2026-05-22</w:t>
       <w:br/>
       <w:br/>
     </w:r>

--- a/klagomål/A 27178-2025 FSC-klagomål.docx
+++ b/klagomål/A 27178-2025 FSC-klagomål.docx
@@ -1074,7 +1074,7 @@
     <w:r>
       <w:tab/>
       <w:tab/>
-      <w:t>2026-05-22</w:t>
+      <w:t>2026-05-23</w:t>
       <w:br/>
       <w:br/>
     </w:r>

--- a/klagomål/A 27178-2025 FSC-klagomål.docx
+++ b/klagomål/A 27178-2025 FSC-klagomål.docx
@@ -1074,7 +1074,7 @@
     <w:r>
       <w:tab/>
       <w:tab/>
-      <w:t>2026-05-23</w:t>
+      <w:t>2026-05-24</w:t>
       <w:br/>
       <w:br/>
     </w:r>

--- a/klagomål/A 27178-2025 FSC-klagomål.docx
+++ b/klagomål/A 27178-2025 FSC-klagomål.docx
@@ -1074,7 +1074,7 @@
     <w:r>
       <w:tab/>
       <w:tab/>
-      <w:t>2026-05-24</w:t>
+      <w:t>2026-05-25</w:t>
       <w:br/>
       <w:br/>
     </w:r>

--- a/klagomål/A 27178-2025 FSC-klagomål.docx
+++ b/klagomål/A 27178-2025 FSC-klagomål.docx
@@ -1074,7 +1074,7 @@
     <w:r>
       <w:tab/>
       <w:tab/>
-      <w:t>2026-05-25</w:t>
+      <w:t>2026-05-26</w:t>
       <w:br/>
       <w:br/>
     </w:r>

--- a/klagomål/A 27178-2025 FSC-klagomål.docx
+++ b/klagomål/A 27178-2025 FSC-klagomål.docx
@@ -1074,7 +1074,7 @@
     <w:r>
       <w:tab/>
       <w:tab/>
-      <w:t>2026-05-26</w:t>
+      <w:t>2026-05-27</w:t>
       <w:br/>
       <w:br/>
     </w:r>

--- a/klagomål/A 27178-2025 FSC-klagomål.docx
+++ b/klagomål/A 27178-2025 FSC-klagomål.docx
@@ -1074,7 +1074,7 @@
     <w:r>
       <w:tab/>
       <w:tab/>
-      <w:t>2026-05-27</w:t>
+      <w:t>2026-05-28</w:t>
       <w:br/>
       <w:br/>
     </w:r>

--- a/klagomål/A 27178-2025 FSC-klagomål.docx
+++ b/klagomål/A 27178-2025 FSC-klagomål.docx
@@ -1074,7 +1074,7 @@
     <w:r>
       <w:tab/>
       <w:tab/>
-      <w:t>2026-05-28</w:t>
+      <w:t>2026-05-29</w:t>
       <w:br/>
       <w:br/>
     </w:r>

--- a/klagomål/A 27178-2025 FSC-klagomål.docx
+++ b/klagomål/A 27178-2025 FSC-klagomål.docx
@@ -1074,7 +1074,7 @@
     <w:r>
       <w:tab/>
       <w:tab/>
-      <w:t>2026-05-29</w:t>
+      <w:t>2026-05-30</w:t>
       <w:br/>
       <w:br/>
     </w:r>

--- a/klagomål/A 27178-2025 FSC-klagomål.docx
+++ b/klagomål/A 27178-2025 FSC-klagomål.docx
@@ -1074,7 +1074,7 @@
     <w:r>
       <w:tab/>
       <w:tab/>
-      <w:t>2026-05-30</w:t>
+      <w:t>2026-05-31</w:t>
       <w:br/>
       <w:br/>
     </w:r>

--- a/klagomål/A 27178-2025 FSC-klagomål.docx
+++ b/klagomål/A 27178-2025 FSC-klagomål.docx
@@ -1074,7 +1074,7 @@
     <w:r>
       <w:tab/>
       <w:tab/>
-      <w:t>2026-05-31</w:t>
+      <w:t>2026-06-01</w:t>
       <w:br/>
       <w:br/>
     </w:r>

--- a/klagomål/A 27178-2025 FSC-klagomål.docx
+++ b/klagomål/A 27178-2025 FSC-klagomål.docx
@@ -1074,7 +1074,7 @@
     <w:r>
       <w:tab/>
       <w:tab/>
-      <w:t>2026-06-01</w:t>
+      <w:t>2026-06-02</w:t>
       <w:br/>
       <w:br/>
     </w:r>

--- a/klagomål/A 27178-2025 FSC-klagomål.docx
+++ b/klagomål/A 27178-2025 FSC-klagomål.docx
@@ -1074,7 +1074,7 @@
     <w:r>
       <w:tab/>
       <w:tab/>
-      <w:t>2026-06-02</w:t>
+      <w:t>2026-06-03</w:t>
       <w:br/>
       <w:br/>
     </w:r>

--- a/klagomål/A 27178-2025 FSC-klagomål.docx
+++ b/klagomål/A 27178-2025 FSC-klagomål.docx
@@ -1074,7 +1074,7 @@
     <w:r>
       <w:tab/>
       <w:tab/>
-      <w:t>2026-06-03</w:t>
+      <w:t>2026-06-04</w:t>
       <w:br/>
       <w:br/>
     </w:r>

--- a/klagomål/A 27178-2025 FSC-klagomål.docx
+++ b/klagomål/A 27178-2025 FSC-klagomål.docx
@@ -1074,7 +1074,7 @@
     <w:r>
       <w:tab/>
       <w:tab/>
-      <w:t>2026-06-04</w:t>
+      <w:t>2026-06-05</w:t>
       <w:br/>
       <w:br/>
     </w:r>
